--- a/public/assets/files/stacjonarne/PG2.docx
+++ b/public/assets/files/stacjonarne/PG2.docx
@@ -523,6 +523,7 @@
                 <w:i w:val="0"/>
                 <w:sz w:val="22"/>
               </w:rPr>
+              <w:t>I</w:t>
             </w:r>
           </w:p>
         </w:tc>
@@ -560,6 +561,7 @@
                 <w:i w:val="0"/>
                 <w:sz w:val="22"/>
               </w:rPr>
+              <w:t>specjalizacyjny</w:t>
             </w:r>
           </w:p>
         </w:tc>

--- a/public/assets/files/stacjonarne/PG2.docx
+++ b/public/assets/files/stacjonarne/PG2.docx
@@ -681,12 +681,22 @@
         <w:tblW w:w="5000" w:type="pct"/>
       </w:tblPr>
       <w:tblGrid>
-        <w:gridCol w:w="9972"/>
+        <w:gridCol w:w="997"/>
+        <w:gridCol w:w="997"/>
+        <w:gridCol w:w="997"/>
+        <w:gridCol w:w="997"/>
+        <w:gridCol w:w="997"/>
+        <w:gridCol w:w="997"/>
+        <w:gridCol w:w="997"/>
+        <w:gridCol w:w="997"/>
+        <w:gridCol w:w="997"/>
+        <w:gridCol w:w="997"/>
       </w:tblGrid>
       <w:tr>
         <w:tc>
           <w:tcPr>
-            <w:tcW w:type="dxa" w:w="9972"/>
+            <w:tcW w:type="dxa" w:w="9970"/>
+            <w:gridSpan w:val="10"/>
             <w:shd w:val="clear" w:color="auto" w:fill="D9D9D9"/>
           </w:tcPr>
           <w:p>
@@ -705,31 +715,34 @@
           </w:p>
         </w:tc>
       </w:tr>
-    </w:tbl>
-    <w:tbl>
-      <w:tblPr>
-        <w:tblW w:type="auto" w:w="0"/>
-        <w:tblLook w:firstColumn="1" w:firstRow="1" w:lastColumn="0" w:lastRow="0" w:noHBand="0" w:noVBand="1" w:val="04A0"/>
-        <w:tblBorders>
-          <w:top w:val="single" w:sz="4" w:space="0" w:color="000000"/>
-          <w:left w:val="single" w:sz="4" w:space="0" w:color="000000"/>
-          <w:bottom w:val="single" w:sz="4" w:space="0" w:color="000000"/>
-          <w:right w:val="single" w:sz="4" w:space="0" w:color="000000"/>
-          <w:insideH w:val="single" w:sz="4" w:space="0" w:color="000000"/>
-          <w:insideV w:val="single" w:sz="4" w:space="0" w:color="000000"/>
-        </w:tblBorders>
-        <w:tblW w:w="5000" w:type="pct"/>
-      </w:tblPr>
-      <w:tblGrid>
-        <w:gridCol w:w="2493"/>
-        <w:gridCol w:w="2493"/>
-        <w:gridCol w:w="2493"/>
-        <w:gridCol w:w="2493"/>
-      </w:tblGrid>
       <w:tr>
         <w:tc>
           <w:tcPr>
-            <w:tcW w:type="dxa" w:w="2493"/>
+            <w:tcW w:type="dxa" w:w="9970"/>
+            <w:gridSpan w:val="10"/>
+            <w:shd w:val="clear" w:color="auto" w:fill="D9D9D9"/>
+          </w:tcPr>
+          <w:p>
+            <w:pPr>
+              <w:spacing w:before="20" w:after="20"/>
+            </w:pPr>
+            <w:r>
+              <w:rPr>
+                <w:rFonts w:ascii="Aptos" w:hAnsi="Aptos"/>
+                <w:b w:val="0"/>
+                <w:i w:val="0"/>
+                <w:sz w:val="16"/>
+              </w:rPr>
+              <w:t>Wymiar godzinowy (liczba godzin w semestrze)</w:t>
+            </w:r>
+          </w:p>
+        </w:tc>
+      </w:tr>
+      <w:tr>
+        <w:tc>
+          <w:tcPr>
+            <w:tcW w:type="dxa" w:w="1994"/>
+            <w:gridSpan w:val="2"/>
             <w:shd w:val="clear" w:color="auto" w:fill="D9D9D9"/>
           </w:tcPr>
           <w:p>
@@ -749,7 +762,8 @@
         </w:tc>
         <w:tc>
           <w:tcPr>
-            <w:tcW w:type="dxa" w:w="2493"/>
+            <w:tcW w:type="dxa" w:w="2991"/>
+            <w:gridSpan w:val="3"/>
             <w:shd w:val="clear" w:color="auto" w:fill="D9D9D9"/>
           </w:tcPr>
           <w:p>
@@ -769,7 +783,8 @@
         </w:tc>
         <w:tc>
           <w:tcPr>
-            <w:tcW w:type="dxa" w:w="2493"/>
+            <w:tcW w:type="dxa" w:w="2991"/>
+            <w:gridSpan w:val="3"/>
             <w:shd w:val="clear" w:color="auto" w:fill="D9D9D9"/>
           </w:tcPr>
           <w:p>
@@ -789,7 +804,8 @@
         </w:tc>
         <w:tc>
           <w:tcPr>
-            <w:tcW w:type="dxa" w:w="2493"/>
+            <w:tcW w:type="dxa" w:w="1994"/>
+            <w:gridSpan w:val="2"/>
             <w:shd w:val="clear" w:color="auto" w:fill="D9D9D9"/>
           </w:tcPr>
           <w:p>
@@ -811,7 +827,8 @@
       <w:tr>
         <w:tc>
           <w:tcPr>
-            <w:tcW w:type="dxa" w:w="2493"/>
+            <w:tcW w:type="dxa" w:w="1994"/>
+            <w:gridSpan w:val="2"/>
           </w:tcPr>
           <w:p>
             <w:pPr>
@@ -830,7 +847,8 @@
         </w:tc>
         <w:tc>
           <w:tcPr>
-            <w:tcW w:type="dxa" w:w="2493"/>
+            <w:tcW w:type="dxa" w:w="2991"/>
+            <w:gridSpan w:val="3"/>
           </w:tcPr>
           <w:p>
             <w:pPr>
@@ -849,7 +867,8 @@
         </w:tc>
         <w:tc>
           <w:tcPr>
-            <w:tcW w:type="dxa" w:w="2493"/>
+            <w:tcW w:type="dxa" w:w="2991"/>
+            <w:gridSpan w:val="3"/>
           </w:tcPr>
           <w:p>
             <w:pPr>
@@ -868,7 +887,8 @@
         </w:tc>
         <w:tc>
           <w:tcPr>
-            <w:tcW w:type="dxa" w:w="2493"/>
+            <w:tcW w:type="dxa" w:w="1994"/>
+            <w:gridSpan w:val="2"/>
           </w:tcPr>
           <w:p>
             <w:pPr>
@@ -886,30 +906,34 @@
           </w:p>
         </w:tc>
       </w:tr>
-    </w:tbl>
-    <w:tbl>
-      <w:tblPr>
-        <w:tblW w:type="auto" w:w="0"/>
-        <w:tblLook w:firstColumn="1" w:firstRow="1" w:lastColumn="0" w:lastRow="0" w:noHBand="0" w:noVBand="1" w:val="04A0"/>
-        <w:tblBorders>
-          <w:top w:val="single" w:sz="4" w:space="0" w:color="000000"/>
-          <w:left w:val="single" w:sz="4" w:space="0" w:color="000000"/>
-          <w:bottom w:val="single" w:sz="4" w:space="0" w:color="000000"/>
-          <w:right w:val="single" w:sz="4" w:space="0" w:color="000000"/>
-          <w:insideH w:val="single" w:sz="4" w:space="0" w:color="000000"/>
-          <w:insideV w:val="single" w:sz="4" w:space="0" w:color="000000"/>
-        </w:tblBorders>
-        <w:tblW w:w="5000" w:type="pct"/>
-      </w:tblPr>
-      <w:tblGrid>
-        <w:gridCol w:w="3324"/>
-        <w:gridCol w:w="3324"/>
-        <w:gridCol w:w="3324"/>
-      </w:tblGrid>
       <w:tr>
         <w:tc>
           <w:tcPr>
-            <w:tcW w:type="dxa" w:w="3324"/>
+            <w:tcW w:type="dxa" w:w="9970"/>
+            <w:gridSpan w:val="10"/>
+            <w:shd w:val="clear" w:color="auto" w:fill="D9D9D9"/>
+          </w:tcPr>
+          <w:p>
+            <w:pPr>
+              <w:spacing w:before="20" w:after="20"/>
+            </w:pPr>
+            <w:r>
+              <w:rPr>
+                <w:rFonts w:ascii="Aptos" w:hAnsi="Aptos"/>
+                <w:b/>
+                <w:i w:val="0"/>
+                <w:sz w:val="22"/>
+              </w:rPr>
+              <w:t>Bilans ECTS</w:t>
+            </w:r>
+          </w:p>
+        </w:tc>
+      </w:tr>
+      <w:tr>
+        <w:tc>
+          <w:tcPr>
+            <w:tcW w:type="dxa" w:w="4985"/>
+            <w:gridSpan w:val="5"/>
             <w:shd w:val="clear" w:color="auto" w:fill="D9D9D9"/>
           </w:tcPr>
           <w:p>
@@ -929,7 +953,8 @@
         </w:tc>
         <w:tc>
           <w:tcPr>
-            <w:tcW w:type="dxa" w:w="3324"/>
+            <w:tcW w:type="dxa" w:w="2991"/>
+            <w:gridSpan w:val="3"/>
             <w:shd w:val="clear" w:color="auto" w:fill="D9D9D9"/>
           </w:tcPr>
           <w:p>
@@ -949,7 +974,8 @@
         </w:tc>
         <w:tc>
           <w:tcPr>
-            <w:tcW w:type="dxa" w:w="3324"/>
+            <w:tcW w:type="dxa" w:w="1994"/>
+            <w:gridSpan w:val="2"/>
             <w:shd w:val="clear" w:color="auto" w:fill="D9D9D9"/>
           </w:tcPr>
           <w:p>
@@ -971,7 +997,8 @@
       <w:tr>
         <w:tc>
           <w:tcPr>
-            <w:tcW w:type="dxa" w:w="3324"/>
+            <w:tcW w:type="dxa" w:w="4985"/>
+            <w:gridSpan w:val="5"/>
           </w:tcPr>
           <w:p>
             <w:pPr>
@@ -990,7 +1017,8 @@
         </w:tc>
         <w:tc>
           <w:tcPr>
-            <w:tcW w:type="dxa" w:w="3324"/>
+            <w:tcW w:type="dxa" w:w="2991"/>
+            <w:gridSpan w:val="3"/>
           </w:tcPr>
           <w:p>
             <w:pPr>
@@ -1009,7 +1037,8 @@
         </w:tc>
         <w:tc>
           <w:tcPr>
-            <w:tcW w:type="dxa" w:w="3324"/>
+            <w:tcW w:type="dxa" w:w="1994"/>
+            <w:gridSpan w:val="2"/>
           </w:tcPr>
           <w:p>
             <w:pPr>
@@ -1030,7 +1059,8 @@
       <w:tr>
         <w:tc>
           <w:tcPr>
-            <w:tcW w:type="dxa" w:w="3324"/>
+            <w:tcW w:type="dxa" w:w="4985"/>
+            <w:gridSpan w:val="5"/>
           </w:tcPr>
           <w:p>
             <w:pPr>
@@ -1049,7 +1079,8 @@
         </w:tc>
         <w:tc>
           <w:tcPr>
-            <w:tcW w:type="dxa" w:w="3324"/>
+            <w:tcW w:type="dxa" w:w="2991"/>
+            <w:gridSpan w:val="3"/>
           </w:tcPr>
           <w:p>
             <w:pPr>
@@ -1068,7 +1099,8 @@
         </w:tc>
         <w:tc>
           <w:tcPr>
-            <w:tcW w:type="dxa" w:w="3324"/>
+            <w:tcW w:type="dxa" w:w="1994"/>
+            <w:gridSpan w:val="2"/>
           </w:tcPr>
           <w:p>
             <w:pPr>
@@ -1089,7 +1121,29 @@
       <w:tr>
         <w:tc>
           <w:tcPr>
-            <w:tcW w:type="dxa" w:w="3324"/>
+            <w:tcW w:type="dxa" w:w="4985"/>
+            <w:gridSpan w:val="5"/>
+            <w:shd w:val="clear" w:color="auto" w:fill="D9D9D9"/>
+          </w:tcPr>
+          <w:p>
+            <w:pPr>
+              <w:spacing w:before="20" w:after="20"/>
+            </w:pPr>
+            <w:r>
+              <w:rPr>
+                <w:rFonts w:ascii="Aptos" w:hAnsi="Aptos"/>
+                <w:b/>
+                <w:i w:val="0"/>
+                <w:sz w:val="16"/>
+              </w:rPr>
+              <w:t>Opis samodzielnej pracy studenta</w:t>
+            </w:r>
+          </w:p>
+        </w:tc>
+        <w:tc>
+          <w:tcPr>
+            <w:tcW w:type="dxa" w:w="4985"/>
+            <w:gridSpan w:val="5"/>
           </w:tcPr>
           <w:p>
             <w:pPr>
@@ -1102,45 +1156,7 @@
                 <w:i w:val="0"/>
                 <w:sz w:val="22"/>
               </w:rPr>
-              <w:t>Suma</w:t>
-            </w:r>
-          </w:p>
-        </w:tc>
-        <w:tc>
-          <w:tcPr>
-            <w:tcW w:type="dxa" w:w="3324"/>
-          </w:tcPr>
-          <w:p>
-            <w:pPr>
-              <w:spacing w:before="20" w:after="20"/>
-            </w:pPr>
-            <w:r>
-              <w:rPr>
-                <w:rFonts w:ascii="Aptos" w:hAnsi="Aptos"/>
-                <w:b w:val="0"/>
-                <w:i w:val="0"/>
-                <w:sz w:val="22"/>
-              </w:rPr>
-              <w:t>125</w:t>
-            </w:r>
-          </w:p>
-        </w:tc>
-        <w:tc>
-          <w:tcPr>
-            <w:tcW w:type="dxa" w:w="3324"/>
-          </w:tcPr>
-          <w:p>
-            <w:pPr>
-              <w:spacing w:before="20" w:after="20"/>
-            </w:pPr>
-            <w:r>
-              <w:rPr>
-                <w:rFonts w:ascii="Aptos" w:hAnsi="Aptos"/>
-                <w:b w:val="0"/>
-                <w:i w:val="0"/>
-                <w:sz w:val="22"/>
-              </w:rPr>
-              <w:t>5</w:t>
+              <w:t>Rozwijanie projektu gry komputerowej; iteracyjne doskonalenie rozgrywki i mechanik; przygotowanie dokumentacji projektowej i prezentacji końcowej.</w:t>
             </w:r>
           </w:p>
         </w:tc>
@@ -1274,7 +1290,7 @@
                 <w:b w:val="0"/>
                 <w:sz w:val="22"/>
               </w:rPr>
-              <w:t>• Wykład</w:t>
+              <w:t>• wykład z prezentacją multimedialną</w:t>
             </w:r>
           </w:p>
           <w:p>
@@ -1287,7 +1303,7 @@
                 <w:b/>
                 <w:sz w:val="22"/>
               </w:rPr>
-              <w:t>Laboratorium:</w:t>
+              <w:t>Ćwiczenia / Laboratorium:</w:t>
             </w:r>
           </w:p>
           <w:p>
@@ -1300,7 +1316,20 @@
                 <w:b w:val="0"/>
                 <w:sz w:val="22"/>
               </w:rPr>
-              <w:t>• Projekt</w:t>
+              <w:t>• metoda projektów (projekt praktyczny)</w:t>
+            </w:r>
+          </w:p>
+          <w:p>
+            <w:pPr>
+              <w:spacing w:before="20" w:after="20"/>
+            </w:pPr>
+            <w:r>
+              <w:rPr>
+                <w:rFonts w:ascii="Aptos" w:hAnsi="Aptos"/>
+                <w:b w:val="0"/>
+                <w:sz w:val="22"/>
+              </w:rPr>
+              <w:t>• praca w grupach</w:t>
             </w:r>
           </w:p>
         </w:tc>
@@ -1551,21 +1580,10 @@
             <w:r>
               <w:rPr>
                 <w:rFonts w:ascii="Aptos" w:hAnsi="Aptos"/>
+                <w:b w:val="0"/>
+                <w:i w:val="0"/>
                 <w:sz w:val="22"/>
               </w:rPr>
-              <w:t>1. Zrobiony projekt (waga 70%)</w:t>
-            </w:r>
-          </w:p>
-          <w:p>
-            <w:pPr>
-              <w:spacing w:before="20" w:after="20"/>
-            </w:pPr>
-            <w:r>
-              <w:rPr>
-                <w:rFonts w:ascii="Aptos" w:hAnsi="Aptos"/>
-                <w:sz w:val="22"/>
-              </w:rPr>
-              <w:t>2. Obecność i aktywność na zajęciach (waga 30%)</w:t>
             </w:r>
           </w:p>
         </w:tc>
@@ -1582,7 +1600,7 @@
                 <w:rFonts w:ascii="Aptos" w:hAnsi="Aptos"/>
                 <w:sz w:val="22"/>
               </w:rPr>
-              <w:t>1. Zrobiony projekt (waga 70%)</w:t>
+              <w:t>1. prezentacja projektu i dokumentacji</w:t>
             </w:r>
           </w:p>
           <w:p>
@@ -1594,7 +1612,7 @@
                 <w:rFonts w:ascii="Aptos" w:hAnsi="Aptos"/>
                 <w:sz w:val="22"/>
               </w:rPr>
-              <w:t>2. Obecność i aktywność na zajęciach (waga 30%)</w:t>
+              <w:t>2. ocena pracy podczas ćwiczenia</w:t>
             </w:r>
           </w:p>
         </w:tc>
@@ -1877,14 +1895,14 @@
         <w:tblW w:w="5000" w:type="pct"/>
       </w:tblPr>
       <w:tblGrid>
-        <w:gridCol w:w="3324"/>
-        <w:gridCol w:w="3324"/>
-        <w:gridCol w:w="3324"/>
+        <w:gridCol w:w="680"/>
+        <w:gridCol w:w="4536"/>
+        <w:gridCol w:w="4252"/>
       </w:tblGrid>
       <w:tr>
         <w:tc>
           <w:tcPr>
-            <w:tcW w:type="dxa" w:w="9972"/>
+            <w:tcW w:type="dxa" w:w="9468"/>
             <w:gridSpan w:val="3"/>
             <w:shd w:val="clear" w:color="auto" w:fill="D9D9D9"/>
           </w:tcPr>
@@ -1907,7 +1925,7 @@
       <w:tr>
         <w:tc>
           <w:tcPr>
-            <w:tcW w:type="dxa" w:w="3324"/>
+            <w:tcW w:type="dxa" w:w="680"/>
             <w:shd w:val="clear" w:color="auto" w:fill="D9D9D9"/>
           </w:tcPr>
           <w:p>
@@ -1927,7 +1945,7 @@
         </w:tc>
         <w:tc>
           <w:tcPr>
-            <w:tcW w:type="dxa" w:w="3324"/>
+            <w:tcW w:type="dxa" w:w="4536"/>
             <w:shd w:val="clear" w:color="auto" w:fill="D9D9D9"/>
           </w:tcPr>
           <w:p>
@@ -1947,7 +1965,7 @@
         </w:tc>
         <w:tc>
           <w:tcPr>
-            <w:tcW w:type="dxa" w:w="3324"/>
+            <w:tcW w:type="dxa" w:w="4252"/>
             <w:shd w:val="clear" w:color="auto" w:fill="D9D9D9"/>
           </w:tcPr>
           <w:p>
@@ -1969,7 +1987,7 @@
       <w:tr>
         <w:tc>
           <w:tcPr>
-            <w:tcW w:type="dxa" w:w="3324"/>
+            <w:tcW w:type="dxa" w:w="680"/>
           </w:tcPr>
           <w:p>
             <w:pPr>
@@ -1988,7 +2006,7 @@
         </w:tc>
         <w:tc>
           <w:tcPr>
-            <w:tcW w:type="dxa" w:w="3324"/>
+            <w:tcW w:type="dxa" w:w="4536"/>
           </w:tcPr>
           <w:p>
             <w:pPr>
@@ -2007,7 +2025,7 @@
         </w:tc>
         <w:tc>
           <w:tcPr>
-            <w:tcW w:type="dxa" w:w="3324"/>
+            <w:tcW w:type="dxa" w:w="4252"/>
           </w:tcPr>
           <w:p>
             <w:pPr>
@@ -2027,7 +2045,7 @@
       <w:tr>
         <w:tc>
           <w:tcPr>
-            <w:tcW w:type="dxa" w:w="3324"/>
+            <w:tcW w:type="dxa" w:w="680"/>
           </w:tcPr>
           <w:p>
             <w:pPr>
@@ -2046,7 +2064,7 @@
         </w:tc>
         <w:tc>
           <w:tcPr>
-            <w:tcW w:type="dxa" w:w="3324"/>
+            <w:tcW w:type="dxa" w:w="4536"/>
           </w:tcPr>
           <w:p>
             <w:pPr>
@@ -2065,7 +2083,7 @@
         </w:tc>
         <w:tc>
           <w:tcPr>
-            <w:tcW w:type="dxa" w:w="3324"/>
+            <w:tcW w:type="dxa" w:w="4252"/>
           </w:tcPr>
           <w:p>
             <w:pPr>
@@ -2085,7 +2103,7 @@
       <w:tr>
         <w:tc>
           <w:tcPr>
-            <w:tcW w:type="dxa" w:w="3324"/>
+            <w:tcW w:type="dxa" w:w="680"/>
           </w:tcPr>
           <w:p>
             <w:pPr>
@@ -2104,7 +2122,7 @@
         </w:tc>
         <w:tc>
           <w:tcPr>
-            <w:tcW w:type="dxa" w:w="3324"/>
+            <w:tcW w:type="dxa" w:w="4536"/>
           </w:tcPr>
           <w:p>
             <w:pPr>
@@ -2123,7 +2141,7 @@
         </w:tc>
         <w:tc>
           <w:tcPr>
-            <w:tcW w:type="dxa" w:w="3324"/>
+            <w:tcW w:type="dxa" w:w="4252"/>
           </w:tcPr>
           <w:p>
             <w:pPr>
@@ -2143,7 +2161,7 @@
       <w:tr>
         <w:tc>
           <w:tcPr>
-            <w:tcW w:type="dxa" w:w="3324"/>
+            <w:tcW w:type="dxa" w:w="680"/>
           </w:tcPr>
           <w:p>
             <w:pPr>
@@ -2162,7 +2180,7 @@
         </w:tc>
         <w:tc>
           <w:tcPr>
-            <w:tcW w:type="dxa" w:w="3324"/>
+            <w:tcW w:type="dxa" w:w="4536"/>
           </w:tcPr>
           <w:p>
             <w:pPr>
@@ -2181,7 +2199,7 @@
         </w:tc>
         <w:tc>
           <w:tcPr>
-            <w:tcW w:type="dxa" w:w="3324"/>
+            <w:tcW w:type="dxa" w:w="4252"/>
           </w:tcPr>
           <w:p>
             <w:pPr>
@@ -2201,7 +2219,7 @@
       <w:tr>
         <w:tc>
           <w:tcPr>
-            <w:tcW w:type="dxa" w:w="3324"/>
+            <w:tcW w:type="dxa" w:w="680"/>
           </w:tcPr>
           <w:p>
             <w:pPr>
@@ -2220,7 +2238,7 @@
         </w:tc>
         <w:tc>
           <w:tcPr>
-            <w:tcW w:type="dxa" w:w="3324"/>
+            <w:tcW w:type="dxa" w:w="4536"/>
           </w:tcPr>
           <w:p>
             <w:pPr>
@@ -2239,7 +2257,7 @@
         </w:tc>
         <w:tc>
           <w:tcPr>
-            <w:tcW w:type="dxa" w:w="3324"/>
+            <w:tcW w:type="dxa" w:w="4252"/>
           </w:tcPr>
           <w:p>
             <w:pPr>
@@ -2259,7 +2277,7 @@
       <w:tr>
         <w:tc>
           <w:tcPr>
-            <w:tcW w:type="dxa" w:w="3324"/>
+            <w:tcW w:type="dxa" w:w="680"/>
           </w:tcPr>
           <w:p>
             <w:pPr>
@@ -2278,7 +2296,7 @@
         </w:tc>
         <w:tc>
           <w:tcPr>
-            <w:tcW w:type="dxa" w:w="3324"/>
+            <w:tcW w:type="dxa" w:w="4536"/>
           </w:tcPr>
           <w:p>
             <w:pPr>
@@ -2297,7 +2315,7 @@
         </w:tc>
         <w:tc>
           <w:tcPr>
-            <w:tcW w:type="dxa" w:w="3324"/>
+            <w:tcW w:type="dxa" w:w="4252"/>
           </w:tcPr>
           <w:p>
             <w:pPr>
@@ -2317,7 +2335,7 @@
       <w:tr>
         <w:tc>
           <w:tcPr>
-            <w:tcW w:type="dxa" w:w="3324"/>
+            <w:tcW w:type="dxa" w:w="680"/>
           </w:tcPr>
           <w:p>
             <w:pPr>
@@ -2336,7 +2354,7 @@
         </w:tc>
         <w:tc>
           <w:tcPr>
-            <w:tcW w:type="dxa" w:w="3324"/>
+            <w:tcW w:type="dxa" w:w="4536"/>
           </w:tcPr>
           <w:p>
             <w:pPr>
@@ -2355,7 +2373,7 @@
         </w:tc>
         <w:tc>
           <w:tcPr>
-            <w:tcW w:type="dxa" w:w="3324"/>
+            <w:tcW w:type="dxa" w:w="4252"/>
           </w:tcPr>
           <w:p>
             <w:pPr>
@@ -2749,6 +2767,7 @@
                 <w:i w:val="0"/>
                 <w:sz w:val="22"/>
               </w:rPr>
+              <w:t>prezentacja projektu i dokumentacji; ocena pracy podczas ćwiczenia</w:t>
             </w:r>
           </w:p>
         </w:tc>
@@ -2806,6 +2825,7 @@
                 <w:i w:val="0"/>
                 <w:sz w:val="22"/>
               </w:rPr>
+              <w:t>prezentacja projektu i dokumentacji; ocena pracy podczas ćwiczenia</w:t>
             </w:r>
           </w:p>
         </w:tc>
@@ -2863,6 +2883,7 @@
                 <w:i w:val="0"/>
                 <w:sz w:val="22"/>
               </w:rPr>
+              <w:t>prezentacja projektu i dokumentacji; ocena pracy podczas ćwiczenia</w:t>
             </w:r>
           </w:p>
         </w:tc>
@@ -3026,6 +3047,7 @@
                 <w:i w:val="0"/>
                 <w:sz w:val="22"/>
               </w:rPr>
+              <w:t>prezentacja projektu i dokumentacji; ocena pracy podczas ćwiczenia</w:t>
             </w:r>
           </w:p>
         </w:tc>
@@ -3083,6 +3105,7 @@
                 <w:i w:val="0"/>
                 <w:sz w:val="22"/>
               </w:rPr>
+              <w:t>prezentacja projektu i dokumentacji; ocena pracy podczas ćwiczenia</w:t>
             </w:r>
           </w:p>
         </w:tc>
@@ -3140,6 +3163,7 @@
                 <w:i w:val="0"/>
                 <w:sz w:val="22"/>
               </w:rPr>
+              <w:t>prezentacja projektu i dokumentacji; ocena pracy podczas ćwiczenia</w:t>
             </w:r>
           </w:p>
         </w:tc>
@@ -3303,6 +3327,7 @@
                 <w:i w:val="0"/>
                 <w:sz w:val="22"/>
               </w:rPr>
+              <w:t>prezentacja projektu i dokumentacji; ocena pracy podczas ćwiczenia</w:t>
             </w:r>
           </w:p>
         </w:tc>
@@ -3360,6 +3385,7 @@
                 <w:i w:val="0"/>
                 <w:sz w:val="22"/>
               </w:rPr>
+              <w:t>prezentacja projektu i dokumentacji; ocena pracy podczas ćwiczenia</w:t>
             </w:r>
           </w:p>
         </w:tc>
@@ -3465,62 +3491,6 @@
                 <w:sz w:val="16"/>
               </w:rPr>
               <w:t>Wyposażenie specjalistyczne konieczne do realizacji przedmiotu</w:t>
-            </w:r>
-          </w:p>
-        </w:tc>
-      </w:tr>
-      <w:tr>
-        <w:tc>
-          <w:tcPr>
-            <w:tcW w:type="dxa" w:w="3324"/>
-          </w:tcPr>
-          <w:p>
-            <w:pPr>
-              <w:spacing w:before="20" w:after="20"/>
-            </w:pPr>
-            <w:r>
-              <w:rPr>
-                <w:rFonts w:ascii="Aptos" w:hAnsi="Aptos"/>
-                <w:b w:val="0"/>
-                <w:i w:val="0"/>
-                <w:sz w:val="22"/>
-              </w:rPr>
-            </w:r>
-          </w:p>
-        </w:tc>
-        <w:tc>
-          <w:tcPr>
-            <w:tcW w:type="dxa" w:w="3324"/>
-          </w:tcPr>
-          <w:p>
-            <w:pPr>
-              <w:spacing w:before="20" w:after="20"/>
-            </w:pPr>
-            <w:r>
-              <w:rPr>
-                <w:rFonts w:ascii="Aptos" w:hAnsi="Aptos"/>
-                <w:b w:val="0"/>
-                <w:i w:val="0"/>
-                <w:sz w:val="22"/>
-              </w:rPr>
-            </w:r>
-          </w:p>
-        </w:tc>
-        <w:tc>
-          <w:tcPr>
-            <w:tcW w:type="dxa" w:w="3324"/>
-          </w:tcPr>
-          <w:p>
-            <w:pPr>
-              <w:spacing w:before="20" w:after="20"/>
-            </w:pPr>
-            <w:r>
-              <w:rPr>
-                <w:rFonts w:ascii="Aptos" w:hAnsi="Aptos"/>
-                <w:b w:val="0"/>
-                <w:i w:val="0"/>
-                <w:sz w:val="22"/>
-              </w:rPr>
             </w:r>
           </w:p>
         </w:tc>

--- a/public/assets/files/stacjonarne/PG2.docx
+++ b/public/assets/files/stacjonarne/PG2.docx
@@ -2767,7 +2767,6 @@
                 <w:i w:val="0"/>
                 <w:sz w:val="22"/>
               </w:rPr>
-              <w:t>prezentacja projektu i dokumentacji; ocena pracy podczas ćwiczenia</w:t>
             </w:r>
           </w:p>
         </w:tc>
@@ -2788,6 +2787,7 @@
                 <w:i w:val="0"/>
                 <w:sz w:val="22"/>
               </w:rPr>
+              <w:t>K_W24</w:t>
             </w:r>
           </w:p>
         </w:tc>
@@ -2825,7 +2825,6 @@
                 <w:i w:val="0"/>
                 <w:sz w:val="22"/>
               </w:rPr>
-              <w:t>prezentacja projektu i dokumentacji; ocena pracy podczas ćwiczenia</w:t>
             </w:r>
           </w:p>
         </w:tc>
@@ -2846,6 +2845,7 @@
                 <w:i w:val="0"/>
                 <w:sz w:val="22"/>
               </w:rPr>
+              <w:t>K_W24</w:t>
             </w:r>
           </w:p>
         </w:tc>
@@ -2883,7 +2883,6 @@
                 <w:i w:val="0"/>
                 <w:sz w:val="22"/>
               </w:rPr>
-              <w:t>prezentacja projektu i dokumentacji; ocena pracy podczas ćwiczenia</w:t>
             </w:r>
           </w:p>
         </w:tc>
@@ -3047,7 +3046,7 @@
                 <w:i w:val="0"/>
                 <w:sz w:val="22"/>
               </w:rPr>
-              <w:t>prezentacja projektu i dokumentacji; ocena pracy podczas ćwiczenia</w:t>
+              <w:t>prezentacja projektu i dokumentacji, ocena pracy podczas ćwiczenia</w:t>
             </w:r>
           </w:p>
         </w:tc>
@@ -3068,6 +3067,7 @@
                 <w:i w:val="0"/>
                 <w:sz w:val="22"/>
               </w:rPr>
+              <w:t>K_U31</w:t>
             </w:r>
           </w:p>
         </w:tc>
@@ -3105,7 +3105,7 @@
                 <w:i w:val="0"/>
                 <w:sz w:val="22"/>
               </w:rPr>
-              <w:t>prezentacja projektu i dokumentacji; ocena pracy podczas ćwiczenia</w:t>
+              <w:t>prezentacja projektu i dokumentacji, ocena pracy podczas ćwiczenia</w:t>
             </w:r>
           </w:p>
         </w:tc>
@@ -3126,6 +3126,7 @@
                 <w:i w:val="0"/>
                 <w:sz w:val="22"/>
               </w:rPr>
+              <w:t>K_U19</w:t>
             </w:r>
           </w:p>
         </w:tc>
@@ -3163,7 +3164,7 @@
                 <w:i w:val="0"/>
                 <w:sz w:val="22"/>
               </w:rPr>
-              <w:t>prezentacja projektu i dokumentacji; ocena pracy podczas ćwiczenia</w:t>
+              <w:t>prezentacja projektu i dokumentacji, ocena pracy podczas ćwiczenia</w:t>
             </w:r>
           </w:p>
         </w:tc>
@@ -3327,7 +3328,7 @@
                 <w:i w:val="0"/>
                 <w:sz w:val="22"/>
               </w:rPr>
-              <w:t>prezentacja projektu i dokumentacji; ocena pracy podczas ćwiczenia</w:t>
+              <w:t>prezentacja projektu i dokumentacji, ocena pracy podczas ćwiczenia</w:t>
             </w:r>
           </w:p>
         </w:tc>
@@ -3348,6 +3349,7 @@
                 <w:i w:val="0"/>
                 <w:sz w:val="22"/>
               </w:rPr>
+              <w:t>K_K06</w:t>
             </w:r>
           </w:p>
         </w:tc>
@@ -3385,7 +3387,7 @@
                 <w:i w:val="0"/>
                 <w:sz w:val="22"/>
               </w:rPr>
-              <w:t>prezentacja projektu i dokumentacji; ocena pracy podczas ćwiczenia</w:t>
+              <w:t>prezentacja projektu i dokumentacji, ocena pracy podczas ćwiczenia</w:t>
             </w:r>
           </w:p>
         </w:tc>

--- a/public/assets/files/stacjonarne/PG2.docx
+++ b/public/assets/files/stacjonarne/PG2.docx
@@ -1896,14 +1896,13 @@
       </w:tblPr>
       <w:tblGrid>
         <w:gridCol w:w="680"/>
-        <w:gridCol w:w="4536"/>
-        <w:gridCol w:w="4252"/>
+        <w:gridCol w:w="8788"/>
       </w:tblGrid>
       <w:tr>
         <w:tc>
           <w:tcPr>
             <w:tcW w:type="dxa" w:w="9468"/>
-            <w:gridSpan w:val="3"/>
+            <w:gridSpan w:val="2"/>
             <w:shd w:val="clear" w:color="auto" w:fill="D9D9D9"/>
           </w:tcPr>
           <w:p>
@@ -1945,7 +1944,7 @@
         </w:tc>
         <w:tc>
           <w:tcPr>
-            <w:tcW w:type="dxa" w:w="4536"/>
+            <w:tcW w:type="dxa" w:w="8788"/>
             <w:shd w:val="clear" w:color="auto" w:fill="D9D9D9"/>
           </w:tcPr>
           <w:p>
@@ -1959,27 +1958,7 @@
                 <w:i w:val="0"/>
                 <w:sz w:val="16"/>
               </w:rPr>
-              <w:t>Wykład</w:t>
-            </w:r>
-          </w:p>
-        </w:tc>
-        <w:tc>
-          <w:tcPr>
-            <w:tcW w:type="dxa" w:w="4252"/>
-            <w:shd w:val="clear" w:color="auto" w:fill="D9D9D9"/>
-          </w:tcPr>
-          <w:p>
-            <w:pPr>
-              <w:spacing w:before="20" w:after="20"/>
-            </w:pPr>
-            <w:r>
-              <w:rPr>
-                <w:rFonts w:ascii="Aptos" w:hAnsi="Aptos"/>
-                <w:b/>
-                <w:i w:val="0"/>
-                <w:sz w:val="16"/>
-              </w:rPr>
-              <w:t>Ćwiczenia / Laboratorium / Pracownia</w:t>
+              <w:t>Treści programowe</w:t>
             </w:r>
           </w:p>
         </w:tc>
@@ -2006,7 +1985,7 @@
         </w:tc>
         <w:tc>
           <w:tcPr>
-            <w:tcW w:type="dxa" w:w="4536"/>
+            <w:tcW w:type="dxa" w:w="8788"/>
           </w:tcPr>
           <w:p>
             <w:pPr>
@@ -2020,24 +1999,6 @@
                 <w:sz w:val="22"/>
               </w:rPr>
               <w:t>Advanced Game Design. Projektowanie systemowe, ekonomia w grach i zaawansowany balans.</w:t>
-            </w:r>
-          </w:p>
-        </w:tc>
-        <w:tc>
-          <w:tcPr>
-            <w:tcW w:type="dxa" w:w="4252"/>
-          </w:tcPr>
-          <w:p>
-            <w:pPr>
-              <w:spacing w:before="20" w:after="20"/>
-            </w:pPr>
-            <w:r>
-              <w:rPr>
-                <w:rFonts w:ascii="Aptos" w:hAnsi="Aptos"/>
-                <w:b w:val="0"/>
-                <w:i w:val="0"/>
-                <w:sz w:val="22"/>
-              </w:rPr>
             </w:r>
           </w:p>
         </w:tc>
@@ -2064,7 +2025,7 @@
         </w:tc>
         <w:tc>
           <w:tcPr>
-            <w:tcW w:type="dxa" w:w="4536"/>
+            <w:tcW w:type="dxa" w:w="8788"/>
           </w:tcPr>
           <w:p>
             <w:pPr>
@@ -2078,24 +2039,6 @@
                 <w:sz w:val="22"/>
               </w:rPr>
               <w:t>Game UX &amp; UI: Architektura informacji w grach, projektowanie diegetycznych i niediegetycznych elementów interfejsu.</w:t>
-            </w:r>
-          </w:p>
-        </w:tc>
-        <w:tc>
-          <w:tcPr>
-            <w:tcW w:type="dxa" w:w="4252"/>
-          </w:tcPr>
-          <w:p>
-            <w:pPr>
-              <w:spacing w:before="20" w:after="20"/>
-            </w:pPr>
-            <w:r>
-              <w:rPr>
-                <w:rFonts w:ascii="Aptos" w:hAnsi="Aptos"/>
-                <w:b w:val="0"/>
-                <w:i w:val="0"/>
-                <w:sz w:val="22"/>
-              </w:rPr>
             </w:r>
           </w:p>
         </w:tc>
@@ -2122,7 +2065,7 @@
         </w:tc>
         <w:tc>
           <w:tcPr>
-            <w:tcW w:type="dxa" w:w="4536"/>
+            <w:tcW w:type="dxa" w:w="8788"/>
           </w:tcPr>
           <w:p>
             <w:pPr>
@@ -2136,24 +2079,6 @@
                 <w:sz w:val="22"/>
               </w:rPr>
               <w:t>Visual Storytelling &amp; Art Direction. Budowanie nastroju poprzez światło, kolor i otoczenie (environmental storytelling).</w:t>
-            </w:r>
-          </w:p>
-        </w:tc>
-        <w:tc>
-          <w:tcPr>
-            <w:tcW w:type="dxa" w:w="4252"/>
-          </w:tcPr>
-          <w:p>
-            <w:pPr>
-              <w:spacing w:before="20" w:after="20"/>
-            </w:pPr>
-            <w:r>
-              <w:rPr>
-                <w:rFonts w:ascii="Aptos" w:hAnsi="Aptos"/>
-                <w:b w:val="0"/>
-                <w:i w:val="0"/>
-                <w:sz w:val="22"/>
-              </w:rPr>
             </w:r>
           </w:p>
         </w:tc>
@@ -2180,7 +2105,7 @@
         </w:tc>
         <w:tc>
           <w:tcPr>
-            <w:tcW w:type="dxa" w:w="4536"/>
+            <w:tcW w:type="dxa" w:w="8788"/>
           </w:tcPr>
           <w:p>
             <w:pPr>
@@ -2194,24 +2119,6 @@
                 <w:sz w:val="22"/>
               </w:rPr>
               <w:t>Marketing dla twórców gier. Budowanie społeczności, przygotowanie assetów marketingowych (traillery, screenshoty) i Steam marketing.</w:t>
-            </w:r>
-          </w:p>
-        </w:tc>
-        <w:tc>
-          <w:tcPr>
-            <w:tcW w:type="dxa" w:w="4252"/>
-          </w:tcPr>
-          <w:p>
-            <w:pPr>
-              <w:spacing w:before="20" w:after="20"/>
-            </w:pPr>
-            <w:r>
-              <w:rPr>
-                <w:rFonts w:ascii="Aptos" w:hAnsi="Aptos"/>
-                <w:b w:val="0"/>
-                <w:i w:val="0"/>
-                <w:sz w:val="22"/>
-              </w:rPr>
             </w:r>
           </w:p>
         </w:tc>
@@ -2238,7 +2145,7 @@
         </w:tc>
         <w:tc>
           <w:tcPr>
-            <w:tcW w:type="dxa" w:w="4536"/>
+            <w:tcW w:type="dxa" w:w="8788"/>
           </w:tcPr>
           <w:p>
             <w:pPr>
@@ -2252,24 +2159,6 @@
                 <w:sz w:val="22"/>
               </w:rPr>
               <w:t>Produkcja i Project Management. Metodologie pracy w zespole, zarządzanie zakresem projektu (scope management).</w:t>
-            </w:r>
-          </w:p>
-        </w:tc>
-        <w:tc>
-          <w:tcPr>
-            <w:tcW w:type="dxa" w:w="4252"/>
-          </w:tcPr>
-          <w:p>
-            <w:pPr>
-              <w:spacing w:before="20" w:after="20"/>
-            </w:pPr>
-            <w:r>
-              <w:rPr>
-                <w:rFonts w:ascii="Aptos" w:hAnsi="Aptos"/>
-                <w:b w:val="0"/>
-                <w:i w:val="0"/>
-                <w:sz w:val="22"/>
-              </w:rPr>
             </w:r>
           </w:p>
         </w:tc>
@@ -2296,7 +2185,7 @@
         </w:tc>
         <w:tc>
           <w:tcPr>
-            <w:tcW w:type="dxa" w:w="4536"/>
+            <w:tcW w:type="dxa" w:w="8788"/>
           </w:tcPr>
           <w:p>
             <w:pPr>
@@ -2310,24 +2199,6 @@
                 <w:sz w:val="22"/>
               </w:rPr>
               <w:t>Analityka i zbieranie danych. Implementacja narzędzi analitycznych i interpretacja danych o zachowaniach graczy.</w:t>
-            </w:r>
-          </w:p>
-        </w:tc>
-        <w:tc>
-          <w:tcPr>
-            <w:tcW w:type="dxa" w:w="4252"/>
-          </w:tcPr>
-          <w:p>
-            <w:pPr>
-              <w:spacing w:before="20" w:after="20"/>
-            </w:pPr>
-            <w:r>
-              <w:rPr>
-                <w:rFonts w:ascii="Aptos" w:hAnsi="Aptos"/>
-                <w:b w:val="0"/>
-                <w:i w:val="0"/>
-                <w:sz w:val="22"/>
-              </w:rPr>
             </w:r>
           </w:p>
         </w:tc>
@@ -2354,7 +2225,7 @@
         </w:tc>
         <w:tc>
           <w:tcPr>
-            <w:tcW w:type="dxa" w:w="4536"/>
+            <w:tcW w:type="dxa" w:w="8788"/>
           </w:tcPr>
           <w:p>
             <w:pPr>
@@ -2368,24 +2239,6 @@
                 <w:sz w:val="22"/>
               </w:rPr>
               <w:t>Pitching i publikacja. Jak "sprzedać" swój pomysł wydawcy lub graczom na platformach dystrybucyjnych.</w:t>
-            </w:r>
-          </w:p>
-        </w:tc>
-        <w:tc>
-          <w:tcPr>
-            <w:tcW w:type="dxa" w:w="4252"/>
-          </w:tcPr>
-          <w:p>
-            <w:pPr>
-              <w:spacing w:before="20" w:after="20"/>
-            </w:pPr>
-            <w:r>
-              <w:rPr>
-                <w:rFonts w:ascii="Aptos" w:hAnsi="Aptos"/>
-                <w:b w:val="0"/>
-                <w:i w:val="0"/>
-                <w:sz w:val="22"/>
-              </w:rPr>
             </w:r>
           </w:p>
         </w:tc>
